--- a/04b_ResolutionCinematique/05_ControlX_04b_ResolutionCinematique.docx
+++ b/04b_ResolutionCinematique/05_ControlX_04b_ResolutionCinematique.docx
@@ -282,7 +282,7 @@
       <w:tr>
         <w:trPr>
           <w:cantSplit/>
-          <w:trHeight w:val="1651"/>
+          <w:trHeight w:val="1134"/>
         </w:trPr>
         <w:tc>
           <w:tcPr>
@@ -407,7 +407,7 @@
       <w:tr>
         <w:trPr>
           <w:cantSplit/>
-          <w:trHeight w:val="2246"/>
+          <w:trHeight w:val="1757"/>
         </w:trPr>
         <w:tc>
           <w:tcPr>
@@ -1411,7 +1411,6 @@
                 <w:szCs w:val="24"/>
                 <w:lang w:eastAsia="fr-FR"/>
               </w:rPr>
-              <w:lastRenderedPageBreak/>
               <w:t>Résoudre analytiquement et numériquement</w:t>
             </w:r>
           </w:p>
@@ -1844,7 +1843,7 @@
       <w:tr>
         <w:trPr>
           <w:cantSplit/>
-          <w:trHeight w:val="1850"/>
+          <w:trHeight w:val="1361"/>
         </w:trPr>
         <w:tc>
           <w:tcPr>
